--- a/lab3/Отчёт_3.docx
+++ b/lab3/Отчёт_3.docx
@@ -989,29 +989,20 @@
               <w:ind w:firstLine="0"/>
               <w:rPr>
                 <w:rFonts w:cs="Times New Roman"/>
+                <w:lang w:val="en-US"/>
               </w:rPr>
             </w:pPr>
             <w:r>
               <w:rPr>
                 <w:rFonts w:cs="Times New Roman"/>
               </w:rPr>
-              <w:t>Дамрин А.О.</w:t>
-            </w:r>
-          </w:p>
-          <w:p>
-            <w:pPr>
-              <w:pStyle w:val="ac"/>
-              <w:ind w:firstLine="0"/>
+              <w:t>Дамрин А.О</w:t>
+            </w:r>
+            <w:r>
               <w:rPr>
                 <w:rFonts w:cs="Times New Roman"/>
               </w:rPr>
-            </w:pPr>
-            <w:r>
-              <w:rPr>
-                <w:rFonts w:cs="Times New Roman"/>
-              </w:rPr>
-              <w:lastRenderedPageBreak/>
-              <w:t>Кочанов С.А.</w:t>
+              <w:t>.</w:t>
             </w:r>
           </w:p>
         </w:tc>
@@ -1789,7 +1780,6 @@
         <w:pStyle w:val="a7"/>
         <w:rPr>
           <w:rFonts w:ascii="Times New Roman" w:hAnsi="Times New Roman" w:cs="Times New Roman"/>
-          <w:lang w:val="en-US"/>
         </w:rPr>
       </w:pPr>
     </w:p>
@@ -1822,7 +1812,6 @@
               <w:rPr>
                 <w:rFonts w:ascii="Times New Roman" w:hAnsi="Times New Roman" w:cs="Times New Roman"/>
               </w:rPr>
-              <w:lastRenderedPageBreak/>
               <w:t>Поле</w:t>
             </w:r>
           </w:p>
@@ -1896,6 +1885,7 @@
                 <w:rFonts w:ascii="Times New Roman" w:hAnsi="Times New Roman" w:cs="Times New Roman"/>
                 <w:lang w:val="en-US"/>
               </w:rPr>
+              <w:lastRenderedPageBreak/>
               <w:t>Id</w:t>
             </w:r>
           </w:p>
@@ -2204,6 +2194,7 @@
       <w:r>
         <w:rPr>
           <w:rFonts w:ascii="Times New Roman" w:hAnsi="Times New Roman" w:cs="Times New Roman"/>
+          <w:noProof/>
         </w:rPr>
         <w:drawing>
           <wp:inline distT="0" distB="0" distL="0" distR="0" wp14:anchorId="1A28CF26" wp14:editId="4B28141A">
@@ -2298,6 +2289,7 @@
       <w:r>
         <w:rPr>
           <w:rFonts w:ascii="Times New Roman" w:hAnsi="Times New Roman" w:cs="Times New Roman"/>
+          <w:noProof/>
           <w:lang w:val="en-US"/>
         </w:rPr>
         <w:drawing>
@@ -2353,39 +2345,44 @@
           <w:sz w:val="20"/>
           <w:szCs w:val="20"/>
         </w:rPr>
-        <w:t xml:space="preserve">Рисунок </w:t>
-      </w:r>
-      <w:r>
+        <w:t>Рисунок 2 – результат работы теста при выгрузке массивов</w:t>
+      </w:r>
+    </w:p>
+    <w:p>
+      <w:pPr>
+        <w:pStyle w:val="a7"/>
+        <w:jc w:val="center"/>
         <w:rPr>
           <w:rFonts w:ascii="Times New Roman" w:hAnsi="Times New Roman" w:cs="Times New Roman"/>
           <w:sz w:val="20"/>
           <w:szCs w:val="20"/>
         </w:rPr>
-        <w:t>2</w:t>
-      </w:r>
-      <w:r>
-        <w:rPr>
-          <w:rFonts w:ascii="Times New Roman" w:hAnsi="Times New Roman" w:cs="Times New Roman"/>
-          <w:sz w:val="20"/>
-          <w:szCs w:val="20"/>
-        </w:rPr>
-        <w:t xml:space="preserve"> – результат работы теста при </w:t>
-      </w:r>
-      <w:r>
-        <w:rPr>
-          <w:rFonts w:ascii="Times New Roman" w:hAnsi="Times New Roman" w:cs="Times New Roman"/>
-          <w:sz w:val="20"/>
-          <w:szCs w:val="20"/>
-        </w:rPr>
-        <w:t>выгрузке</w:t>
-      </w:r>
-      <w:r>
-        <w:rPr>
-          <w:rFonts w:ascii="Times New Roman" w:hAnsi="Times New Roman" w:cs="Times New Roman"/>
-          <w:sz w:val="20"/>
-          <w:szCs w:val="20"/>
-        </w:rPr>
-        <w:t xml:space="preserve"> массивов</w:t>
+      </w:pPr>
+    </w:p>
+    <w:p>
+      <w:pPr>
+        <w:pStyle w:val="a7"/>
+        <w:rPr>
+          <w:rFonts w:ascii="Times New Roman" w:hAnsi="Times New Roman" w:cs="Times New Roman"/>
+        </w:rPr>
+      </w:pPr>
+      <w:r>
+        <w:rPr>
+          <w:rFonts w:ascii="Times New Roman" w:hAnsi="Times New Roman" w:cs="Times New Roman"/>
+        </w:rPr>
+        <w:t>На рисунке 3 представлен результаты работы теста при очистке на 100</w:t>
+      </w:r>
+      <w:r>
+        <w:rPr>
+          <w:rFonts w:ascii="Times New Roman" w:hAnsi="Times New Roman" w:cs="Times New Roman"/>
+        </w:rPr>
+        <w:t>, 1000, 10000</w:t>
+      </w:r>
+      <w:r>
+        <w:rPr>
+          <w:rFonts w:ascii="Times New Roman" w:hAnsi="Times New Roman" w:cs="Times New Roman"/>
+        </w:rPr>
+        <w:t>:</w:t>
       </w:r>
     </w:p>
     <w:p>
@@ -2394,49 +2391,13 @@
         <w:jc w:val="center"/>
         <w:rPr>
           <w:rFonts w:ascii="Times New Roman" w:hAnsi="Times New Roman" w:cs="Times New Roman"/>
-          <w:sz w:val="20"/>
-          <w:szCs w:val="20"/>
-        </w:rPr>
-      </w:pPr>
-    </w:p>
-    <w:p>
-      <w:pPr>
-        <w:pStyle w:val="a7"/>
-        <w:rPr>
-          <w:rFonts w:ascii="Times New Roman" w:hAnsi="Times New Roman" w:cs="Times New Roman"/>
-        </w:rPr>
-      </w:pPr>
-      <w:r>
-        <w:rPr>
-          <w:rFonts w:ascii="Times New Roman" w:hAnsi="Times New Roman" w:cs="Times New Roman"/>
-        </w:rPr>
-        <w:t>На рисунке 3 представлен результаты работы теста при очистке на 100</w:t>
-      </w:r>
-      <w:r>
-        <w:rPr>
-          <w:rFonts w:ascii="Times New Roman" w:hAnsi="Times New Roman" w:cs="Times New Roman"/>
-        </w:rPr>
-        <w:t>, 1000, 10000</w:t>
-      </w:r>
-      <w:r>
-        <w:rPr>
-          <w:rFonts w:ascii="Times New Roman" w:hAnsi="Times New Roman" w:cs="Times New Roman"/>
-        </w:rPr>
-        <w:t>:</w:t>
-      </w:r>
-    </w:p>
-    <w:p>
-      <w:pPr>
-        <w:pStyle w:val="a7"/>
-        <w:jc w:val="center"/>
-        <w:rPr>
-          <w:rFonts w:ascii="Times New Roman" w:hAnsi="Times New Roman" w:cs="Times New Roman"/>
           <w:lang w:val="en-US"/>
         </w:rPr>
       </w:pPr>
       <w:r>
         <w:rPr>
           <w:rFonts w:ascii="Times New Roman" w:hAnsi="Times New Roman" w:cs="Times New Roman"/>
+          <w:noProof/>
         </w:rPr>
         <w:drawing>
           <wp:inline distT="0" distB="0" distL="0" distR="0" wp14:anchorId="53C25F00" wp14:editId="4498D4D4">
@@ -2491,31 +2452,7 @@
           <w:sz w:val="20"/>
           <w:szCs w:val="20"/>
         </w:rPr>
-        <w:t xml:space="preserve">Рисунок </w:t>
-      </w:r>
-      <w:r>
-        <w:rPr>
-          <w:rFonts w:ascii="Times New Roman" w:hAnsi="Times New Roman" w:cs="Times New Roman"/>
-          <w:sz w:val="20"/>
-          <w:szCs w:val="20"/>
-        </w:rPr>
-        <w:t>3</w:t>
-      </w:r>
-      <w:r>
-        <w:rPr>
-          <w:rFonts w:ascii="Times New Roman" w:hAnsi="Times New Roman" w:cs="Times New Roman"/>
-          <w:sz w:val="20"/>
-          <w:szCs w:val="20"/>
-        </w:rPr>
-        <w:t xml:space="preserve"> – результат работы теста при </w:t>
-      </w:r>
-      <w:r>
-        <w:rPr>
-          <w:rFonts w:ascii="Times New Roman" w:hAnsi="Times New Roman" w:cs="Times New Roman"/>
-          <w:sz w:val="20"/>
-          <w:szCs w:val="20"/>
-        </w:rPr>
-        <w:t>очистке базы данных</w:t>
+        <w:t>Рисунок 3 – результат работы теста при очистке базы данных</w:t>
       </w:r>
     </w:p>
     <w:p>
@@ -2972,13 +2909,7 @@
         <w:rPr>
           <w:rFonts w:ascii="Times New Roman" w:hAnsi="Times New Roman" w:cs="Times New Roman"/>
         </w:rPr>
-        <w:t xml:space="preserve"> 1. </w:t>
-      </w:r>
-      <w:r>
-        <w:rPr>
-          <w:rFonts w:ascii="Times New Roman" w:hAnsi="Times New Roman" w:cs="Times New Roman"/>
-        </w:rPr>
-        <w:t>Разработано десктопное приложение с GUI для работы с массивами.</w:t>
+        <w:t xml:space="preserve"> 1. Разработано десктопное приложение с GUI для работы с массивами.</w:t>
       </w:r>
     </w:p>
     <w:p>
@@ -4458,6 +4389,7 @@
   <w:style w:type="character" w:default="1" w:styleId="a0">
     <w:name w:val="Default Paragraph Font"/>
     <w:uiPriority w:val="1"/>
+    <w:semiHidden/>
     <w:unhideWhenUsed/>
   </w:style>
   <w:style w:type="table" w:default="1" w:styleId="a1">
